--- a/Документы/Титульный лист.docx
+++ b/Документы/Титульный лист.docx
@@ -1,6 +1,6 @@
 
 <file path=word/document.xml><?xml version="1.0" encoding="utf-8"?>
-<w:document xmlns:wpc="http://schemas.microsoft.com/office/word/2010/wordprocessingCanvas" xmlns:cx="http://schemas.microsoft.com/office/drawing/2014/chartex" xmlns:cx1="http://schemas.microsoft.com/office/drawing/2015/9/8/chartex" xmlns:cx2="http://schemas.microsoft.com/office/drawing/2015/10/21/chartex" xmlns:cx3="http://schemas.microsoft.com/office/drawing/2016/5/9/chartex" xmlns:cx4="http://schemas.microsoft.com/office/drawing/2016/5/10/chartex" xmlns:cx5="http://schemas.microsoft.com/office/drawing/2016/5/11/chartex" xmlns:cx6="http://schemas.microsoft.com/office/drawing/2016/5/12/chartex" xmlns:cx7="http://schemas.microsoft.com/office/drawing/2016/5/13/chartex" xmlns:cx8="http://schemas.microsoft.com/office/drawing/2016/5/14/chartex" xmlns:mc="http://schemas.openxmlformats.org/markup-compatibility/2006" xmlns:aink="http://schemas.microsoft.com/office/drawing/2016/ink" xmlns:am3d="http://schemas.microsoft.com/office/drawing/2017/model3d" xmlns:o="urn:schemas-microsoft-com:office:office" xmlns:oel="http://schemas.microsoft.com/office/2019/extlst" xmlns:r="http://schemas.openxmlformats.org/officeDocument/2006/relationships" xmlns:m="http://schemas.openxmlformats.org/officeDocument/2006/math" xmlns:v="urn:schemas-microsoft-com:vml" xmlns:wp14="http://schemas.microsoft.com/office/word/2010/wordprocessingDrawing" xmlns:wp="http://schemas.openxmlformats.org/drawingml/2006/wordprocessingDrawing" xmlns:w10="urn:schemas-microsoft-com:office:word" xmlns:w="http://schemas.openxmlformats.org/wordprocessingml/2006/main" xmlns:w14="http://schemas.microsoft.com/office/word/2010/wordml" xmlns:w15="http://schemas.microsoft.com/office/word/2012/wordml" xmlns:w16cex="http://schemas.microsoft.com/office/word/2018/wordml/cex" xmlns:w16cid="http://schemas.microsoft.com/office/word/2016/wordml/cid" xmlns:w16="http://schemas.microsoft.com/office/word/2018/wordml" xmlns:w16du="http://schemas.microsoft.com/office/word/2023/wordml/word16du" xmlns:w16sdtdh="http://schemas.microsoft.com/office/word/2020/wordml/sdtdatahash" xmlns:w16sdtfl="http://schemas.microsoft.com/office/word/2024/wordml/sdtformatlock" xmlns:w16se="http://schemas.microsoft.com/office/word/2015/wordml/symex" xmlns:wpg="http://schemas.microsoft.com/office/word/2010/wordprocessingGroup" xmlns:wpi="http://schemas.microsoft.com/office/word/2010/wordprocessingInk" xmlns:wne="http://schemas.microsoft.com/office/word/2006/wordml" xmlns:wps="http://schemas.microsoft.com/office/word/2010/wordprocessingShape" mc:Ignorable="w14 w15 w16se w16cid w16 w16cex w16sdtdh w16sdtfl w16du wp14">
+<w:document xmlns:wpc="http://schemas.microsoft.com/office/word/2010/wordprocessingCanvas" xmlns:cx="http://schemas.microsoft.com/office/drawing/2014/chartex" xmlns:cx1="http://schemas.microsoft.com/office/drawing/2015/9/8/chartex" xmlns:cx2="http://schemas.microsoft.com/office/drawing/2015/10/21/chartex" xmlns:cx3="http://schemas.microsoft.com/office/drawing/2016/5/9/chartex" xmlns:cx4="http://schemas.microsoft.com/office/drawing/2016/5/10/chartex" xmlns:cx5="http://schemas.microsoft.com/office/drawing/2016/5/11/chartex" xmlns:cx6="http://schemas.microsoft.com/office/drawing/2016/5/12/chartex" xmlns:cx7="http://schemas.microsoft.com/office/drawing/2016/5/13/chartex" xmlns:cx8="http://schemas.microsoft.com/office/drawing/2016/5/14/chartex" xmlns:mc="http://schemas.openxmlformats.org/markup-compatibility/2006" xmlns:aink="http://schemas.microsoft.com/office/drawing/2016/ink" xmlns:am3d="http://schemas.microsoft.com/office/drawing/2017/model3d" xmlns:o="urn:schemas-microsoft-com:office:office" xmlns:r="http://schemas.openxmlformats.org/officeDocument/2006/relationships" xmlns:m="http://schemas.openxmlformats.org/officeDocument/2006/math" xmlns:v="urn:schemas-microsoft-com:vml" xmlns:wp14="http://schemas.microsoft.com/office/word/2010/wordprocessingDrawing" xmlns:wp="http://schemas.openxmlformats.org/drawingml/2006/wordprocessingDrawing" xmlns:w10="urn:schemas-microsoft-com:office:word" xmlns:w="http://schemas.openxmlformats.org/wordprocessingml/2006/main" xmlns:w14="http://schemas.microsoft.com/office/word/2010/wordml" xmlns:w15="http://schemas.microsoft.com/office/word/2012/wordml" xmlns:w16cex="http://schemas.microsoft.com/office/word/2018/wordml/cex" xmlns:w16cid="http://schemas.microsoft.com/office/word/2016/wordml/cid" xmlns:w16="http://schemas.microsoft.com/office/word/2018/wordml" xmlns:w16sdtdh="http://schemas.microsoft.com/office/word/2020/wordml/sdtdatahash" xmlns:w16se="http://schemas.microsoft.com/office/word/2015/wordml/symex" xmlns:wpg="http://schemas.microsoft.com/office/word/2010/wordprocessingGroup" xmlns:wpi="http://schemas.microsoft.com/office/word/2010/wordprocessingInk" xmlns:wne="http://schemas.microsoft.com/office/word/2006/wordml" xmlns:wps="http://schemas.microsoft.com/office/word/2010/wordprocessingShape" mc:Ignorable="w14 w15 w16se w16cid w16 w16cex w16sdtdh wp14">
   <w:body>
     <w:p>
       <w:pPr>
@@ -16,6 +16,12 @@
         <w:spacing w:line="240" w:lineRule="auto"/>
         <w:jc w:val="center"/>
       </w:pPr>
+    </w:p>
+    <w:p>
+      <w:pPr>
+        <w:spacing w:line="240" w:lineRule="auto"/>
+        <w:jc w:val="center"/>
+      </w:pPr>
       <w:r>
         <w:t>Учреждение образования</w:t>
       </w:r>
@@ -58,7 +64,11 @@
     <w:p>
       <w:pPr>
         <w:spacing w:line="240" w:lineRule="auto"/>
-        <w:ind w:left="567"/>
+      </w:pPr>
+    </w:p>
+    <w:p>
+      <w:pPr>
+        <w:spacing w:line="240" w:lineRule="auto"/>
       </w:pPr>
       <w:r>
         <w:t>Факультет компьютерных систем и сетей</w:t>
@@ -72,16 +82,10 @@
     <w:p>
       <w:pPr>
         <w:spacing w:line="240" w:lineRule="auto"/>
-        <w:ind w:left="567"/>
       </w:pPr>
       <w:r>
         <w:t>Кафедра информатики</w:t>
       </w:r>
-    </w:p>
-    <w:p>
-      <w:pPr>
-        <w:spacing w:line="240" w:lineRule="auto"/>
-      </w:pPr>
     </w:p>
     <w:p>
       <w:pPr>
@@ -102,14 +106,25 @@
         </w:rPr>
         <w:t>К защите допустить</w:t>
       </w:r>
+      <w:r>
+        <w:rPr>
+          <w:i/>
+        </w:rPr>
+        <w:t>:</w:t>
+      </w:r>
     </w:p>
     <w:p>
       <w:pPr>
         <w:spacing w:after="120" w:line="240" w:lineRule="auto"/>
         <w:ind w:left="5387"/>
       </w:pPr>
-      <w:r>
-        <w:t>И.о. заведующего кафедры информатики</w:t>
+      <w:proofErr w:type="spellStart"/>
+      <w:r>
+        <w:t>И.о</w:t>
+      </w:r>
+      <w:proofErr w:type="spellEnd"/>
+      <w:r>
+        <w:t>. заведующего кафедры информатики</w:t>
       </w:r>
     </w:p>
     <w:p>
@@ -161,7 +176,7 @@
         <w:jc w:val="center"/>
       </w:pPr>
       <w:r>
-        <w:t>к дипломному проекту</w:t>
+        <w:t>Дипломного проекта</w:t>
       </w:r>
     </w:p>
     <w:p>
@@ -182,6 +197,10 @@
       <w:pPr>
         <w:spacing w:line="240" w:lineRule="auto"/>
         <w:jc w:val="center"/>
+        <w:rPr>
+          <w:b/>
+          <w:caps/>
+        </w:rPr>
       </w:pPr>
       <w:r>
         <w:rPr>
@@ -211,6 +230,12 @@
         <w:spacing w:line="240" w:lineRule="auto"/>
         <w:jc w:val="center"/>
       </w:pPr>
+    </w:p>
+    <w:p>
+      <w:pPr>
+        <w:spacing w:line="240" w:lineRule="auto"/>
+        <w:jc w:val="center"/>
+      </w:pPr>
       <w:r>
         <w:t xml:space="preserve">БГУИР ДП 1-40 04 01 </w:t>
       </w:r>
@@ -220,11 +245,6 @@
       <w:r>
         <w:t xml:space="preserve"> ПЗ</w:t>
       </w:r>
-    </w:p>
-    <w:p>
-      <w:pPr>
-        <w:spacing w:line="240" w:lineRule="auto"/>
-      </w:pPr>
     </w:p>
     <w:p>
       <w:pPr>
@@ -250,19 +270,7 @@
         <w:tab/>
       </w:r>
       <w:r>
-        <w:t>Д</w:t>
-      </w:r>
-      <w:r>
-        <w:t>.</w:t>
-      </w:r>
-      <w:r>
-        <w:t>В</w:t>
-      </w:r>
-      <w:r>
-        <w:t>. </w:t>
-      </w:r>
-      <w:r>
-        <w:t>Толстой</w:t>
+        <w:t>Д.В. Толстой</w:t>
       </w:r>
     </w:p>
     <w:p>
@@ -279,14 +287,13 @@
         <w:tab/>
       </w:r>
       <w:r>
-        <w:t>А</w:t>
-      </w:r>
-      <w:r>
-        <w:t>.В. </w:t>
-      </w:r>
+        <w:t>А.В. </w:t>
+      </w:r>
+      <w:proofErr w:type="spellStart"/>
       <w:r>
         <w:t>Давыдчик</w:t>
       </w:r>
+      <w:proofErr w:type="spellEnd"/>
     </w:p>
     <w:p>
       <w:pPr>
@@ -320,14 +327,16 @@
         <w:tab/>
       </w:r>
       <w:r>
-        <w:t>А</w:t>
-      </w:r>
-      <w:r>
-        <w:t>.В. </w:t>
-      </w:r>
+        <w:t>А.В.</w:t>
+      </w:r>
+      <w:r>
+        <w:t> </w:t>
+      </w:r>
+      <w:proofErr w:type="spellStart"/>
       <w:r>
         <w:t>Давыдчик</w:t>
       </w:r>
+      <w:proofErr w:type="spellEnd"/>
     </w:p>
     <w:p>
       <w:pPr>
@@ -353,8 +362,16 @@
         <w:rPr>
           <w:rFonts w:eastAsia="Calibri"/>
         </w:rPr>
-        <w:t>А.Г. Мазайский</w:t>
-      </w:r>
+        <w:t>А.Г. </w:t>
+      </w:r>
+      <w:proofErr w:type="spellStart"/>
+      <w:r>
+        <w:rPr>
+          <w:rFonts w:eastAsia="Calibri"/>
+        </w:rPr>
+        <w:t>Мазайский</w:t>
+      </w:r>
+      <w:proofErr w:type="spellEnd"/>
     </w:p>
     <w:p>
       <w:pPr>
@@ -363,9 +380,11 @@
         </w:tabs>
         <w:spacing w:after="240" w:line="240" w:lineRule="auto"/>
       </w:pPr>
+      <w:proofErr w:type="spellStart"/>
       <w:r>
         <w:t>Нормоконтролер</w:t>
       </w:r>
+      <w:proofErr w:type="spellEnd"/>
       <w:r>
         <w:tab/>
         <w:t>Н.Н. Бабенко</w:t>
@@ -388,11 +407,7 @@
     <w:p>
       <w:pPr>
         <w:spacing w:line="240" w:lineRule="auto"/>
-      </w:pPr>
-    </w:p>
-    <w:p>
-      <w:pPr>
-        <w:spacing w:line="240" w:lineRule="auto"/>
+        <w:jc w:val="center"/>
       </w:pPr>
     </w:p>
     <w:p>
@@ -536,7 +551,21 @@
         <w:rPr>
           <w:szCs w:val="28"/>
         </w:rPr>
-        <w:t>«___»__________ 2025 г.</w:t>
+        <w:t>«__</w:t>
+      </w:r>
+      <w:proofErr w:type="gramStart"/>
+      <w:r>
+        <w:rPr>
+          <w:szCs w:val="28"/>
+        </w:rPr>
+        <w:t>_»_</w:t>
+      </w:r>
+      <w:proofErr w:type="gramEnd"/>
+      <w:r>
+        <w:rPr>
+          <w:szCs w:val="28"/>
+        </w:rPr>
+        <w:t>_________ 2025 г.</w:t>
       </w:r>
     </w:p>
     <w:sectPr>
@@ -550,7 +579,7 @@
 </file>
 
 <file path=word/endnotes.xml><?xml version="1.0" encoding="utf-8"?>
-<w:endnotes xmlns:wpc="http://schemas.microsoft.com/office/word/2010/wordprocessingCanvas" xmlns:cx="http://schemas.microsoft.com/office/drawing/2014/chartex" xmlns:cx1="http://schemas.microsoft.com/office/drawing/2015/9/8/chartex" xmlns:cx2="http://schemas.microsoft.com/office/drawing/2015/10/21/chartex" xmlns:cx3="http://schemas.microsoft.com/office/drawing/2016/5/9/chartex" xmlns:cx4="http://schemas.microsoft.com/office/drawing/2016/5/10/chartex" xmlns:cx5="http://schemas.microsoft.com/office/drawing/2016/5/11/chartex" xmlns:cx6="http://schemas.microsoft.com/office/drawing/2016/5/12/chartex" xmlns:cx7="http://schemas.microsoft.com/office/drawing/2016/5/13/chartex" xmlns:cx8="http://schemas.microsoft.com/office/drawing/2016/5/14/chartex" xmlns:mc="http://schemas.openxmlformats.org/markup-compatibility/2006" xmlns:aink="http://schemas.microsoft.com/office/drawing/2016/ink" xmlns:am3d="http://schemas.microsoft.com/office/drawing/2017/model3d" xmlns:o="urn:schemas-microsoft-com:office:office" xmlns:oel="http://schemas.microsoft.com/office/2019/extlst" xmlns:r="http://schemas.openxmlformats.org/officeDocument/2006/relationships" xmlns:m="http://schemas.openxmlformats.org/officeDocument/2006/math" xmlns:v="urn:schemas-microsoft-com:vml" xmlns:wp14="http://schemas.microsoft.com/office/word/2010/wordprocessingDrawing" xmlns:wp="http://schemas.openxmlformats.org/drawingml/2006/wordprocessingDrawing" xmlns:w10="urn:schemas-microsoft-com:office:word" xmlns:w="http://schemas.openxmlformats.org/wordprocessingml/2006/main" xmlns:w14="http://schemas.microsoft.com/office/word/2010/wordml" xmlns:w15="http://schemas.microsoft.com/office/word/2012/wordml" xmlns:w16cex="http://schemas.microsoft.com/office/word/2018/wordml/cex" xmlns:w16cid="http://schemas.microsoft.com/office/word/2016/wordml/cid" xmlns:w16="http://schemas.microsoft.com/office/word/2018/wordml" xmlns:w16du="http://schemas.microsoft.com/office/word/2023/wordml/word16du" xmlns:w16sdtdh="http://schemas.microsoft.com/office/word/2020/wordml/sdtdatahash" xmlns:w16sdtfl="http://schemas.microsoft.com/office/word/2024/wordml/sdtformatlock" xmlns:w16se="http://schemas.microsoft.com/office/word/2015/wordml/symex" xmlns:wpg="http://schemas.microsoft.com/office/word/2010/wordprocessingGroup" xmlns:wpi="http://schemas.microsoft.com/office/word/2010/wordprocessingInk" xmlns:wne="http://schemas.microsoft.com/office/word/2006/wordml" xmlns:wps="http://schemas.microsoft.com/office/word/2010/wordprocessingShape" mc:Ignorable="w14 w15 w16se w16cid w16 w16cex w16sdtdh w16sdtfl w16du wp14">
+<w:endnotes xmlns:wpc="http://schemas.microsoft.com/office/word/2010/wordprocessingCanvas" xmlns:cx="http://schemas.microsoft.com/office/drawing/2014/chartex" xmlns:cx1="http://schemas.microsoft.com/office/drawing/2015/9/8/chartex" xmlns:cx2="http://schemas.microsoft.com/office/drawing/2015/10/21/chartex" xmlns:cx3="http://schemas.microsoft.com/office/drawing/2016/5/9/chartex" xmlns:cx4="http://schemas.microsoft.com/office/drawing/2016/5/10/chartex" xmlns:cx5="http://schemas.microsoft.com/office/drawing/2016/5/11/chartex" xmlns:cx6="http://schemas.microsoft.com/office/drawing/2016/5/12/chartex" xmlns:cx7="http://schemas.microsoft.com/office/drawing/2016/5/13/chartex" xmlns:cx8="http://schemas.microsoft.com/office/drawing/2016/5/14/chartex" xmlns:mc="http://schemas.openxmlformats.org/markup-compatibility/2006" xmlns:aink="http://schemas.microsoft.com/office/drawing/2016/ink" xmlns:am3d="http://schemas.microsoft.com/office/drawing/2017/model3d" xmlns:o="urn:schemas-microsoft-com:office:office" xmlns:r="http://schemas.openxmlformats.org/officeDocument/2006/relationships" xmlns:m="http://schemas.openxmlformats.org/officeDocument/2006/math" xmlns:v="urn:schemas-microsoft-com:vml" xmlns:wp14="http://schemas.microsoft.com/office/word/2010/wordprocessingDrawing" xmlns:wp="http://schemas.openxmlformats.org/drawingml/2006/wordprocessingDrawing" xmlns:w10="urn:schemas-microsoft-com:office:word" xmlns:w="http://schemas.openxmlformats.org/wordprocessingml/2006/main" xmlns:w14="http://schemas.microsoft.com/office/word/2010/wordml" xmlns:w15="http://schemas.microsoft.com/office/word/2012/wordml" xmlns:w16cex="http://schemas.microsoft.com/office/word/2018/wordml/cex" xmlns:w16cid="http://schemas.microsoft.com/office/word/2016/wordml/cid" xmlns:w16="http://schemas.microsoft.com/office/word/2018/wordml" xmlns:w16sdtdh="http://schemas.microsoft.com/office/word/2020/wordml/sdtdatahash" xmlns:w16se="http://schemas.microsoft.com/office/word/2015/wordml/symex" xmlns:wpg="http://schemas.microsoft.com/office/word/2010/wordprocessingGroup" xmlns:wpi="http://schemas.microsoft.com/office/word/2010/wordprocessingInk" xmlns:wne="http://schemas.microsoft.com/office/word/2006/wordml" xmlns:wps="http://schemas.microsoft.com/office/word/2010/wordprocessingShape" mc:Ignorable="w14 w15 w16se w16cid w16 w16cex w16sdtdh wp14">
   <w:endnote w:type="separator" w:id="-1">
     <w:p>
       <w:pPr>
@@ -575,7 +604,7 @@
 </file>
 
 <file path=word/footnotes.xml><?xml version="1.0" encoding="utf-8"?>
-<w:footnotes xmlns:wpc="http://schemas.microsoft.com/office/word/2010/wordprocessingCanvas" xmlns:cx="http://schemas.microsoft.com/office/drawing/2014/chartex" xmlns:cx1="http://schemas.microsoft.com/office/drawing/2015/9/8/chartex" xmlns:cx2="http://schemas.microsoft.com/office/drawing/2015/10/21/chartex" xmlns:cx3="http://schemas.microsoft.com/office/drawing/2016/5/9/chartex" xmlns:cx4="http://schemas.microsoft.com/office/drawing/2016/5/10/chartex" xmlns:cx5="http://schemas.microsoft.com/office/drawing/2016/5/11/chartex" xmlns:cx6="http://schemas.microsoft.com/office/drawing/2016/5/12/chartex" xmlns:cx7="http://schemas.microsoft.com/office/drawing/2016/5/13/chartex" xmlns:cx8="http://schemas.microsoft.com/office/drawing/2016/5/14/chartex" xmlns:mc="http://schemas.openxmlformats.org/markup-compatibility/2006" xmlns:aink="http://schemas.microsoft.com/office/drawing/2016/ink" xmlns:am3d="http://schemas.microsoft.com/office/drawing/2017/model3d" xmlns:o="urn:schemas-microsoft-com:office:office" xmlns:oel="http://schemas.microsoft.com/office/2019/extlst" xmlns:r="http://schemas.openxmlformats.org/officeDocument/2006/relationships" xmlns:m="http://schemas.openxmlformats.org/officeDocument/2006/math" xmlns:v="urn:schemas-microsoft-com:vml" xmlns:wp14="http://schemas.microsoft.com/office/word/2010/wordprocessingDrawing" xmlns:wp="http://schemas.openxmlformats.org/drawingml/2006/wordprocessingDrawing" xmlns:w10="urn:schemas-microsoft-com:office:word" xmlns:w="http://schemas.openxmlformats.org/wordprocessingml/2006/main" xmlns:w14="http://schemas.microsoft.com/office/word/2010/wordml" xmlns:w15="http://schemas.microsoft.com/office/word/2012/wordml" xmlns:w16cex="http://schemas.microsoft.com/office/word/2018/wordml/cex" xmlns:w16cid="http://schemas.microsoft.com/office/word/2016/wordml/cid" xmlns:w16="http://schemas.microsoft.com/office/word/2018/wordml" xmlns:w16du="http://schemas.microsoft.com/office/word/2023/wordml/word16du" xmlns:w16sdtdh="http://schemas.microsoft.com/office/word/2020/wordml/sdtdatahash" xmlns:w16sdtfl="http://schemas.microsoft.com/office/word/2024/wordml/sdtformatlock" xmlns:w16se="http://schemas.microsoft.com/office/word/2015/wordml/symex" xmlns:wpg="http://schemas.microsoft.com/office/word/2010/wordprocessingGroup" xmlns:wpi="http://schemas.microsoft.com/office/word/2010/wordprocessingInk" xmlns:wne="http://schemas.microsoft.com/office/word/2006/wordml" xmlns:wps="http://schemas.microsoft.com/office/word/2010/wordprocessingShape" mc:Ignorable="w14 w15 w16se w16cid w16 w16cex w16sdtdh w16sdtfl w16du wp14">
+<w:footnotes xmlns:wpc="http://schemas.microsoft.com/office/word/2010/wordprocessingCanvas" xmlns:cx="http://schemas.microsoft.com/office/drawing/2014/chartex" xmlns:cx1="http://schemas.microsoft.com/office/drawing/2015/9/8/chartex" xmlns:cx2="http://schemas.microsoft.com/office/drawing/2015/10/21/chartex" xmlns:cx3="http://schemas.microsoft.com/office/drawing/2016/5/9/chartex" xmlns:cx4="http://schemas.microsoft.com/office/drawing/2016/5/10/chartex" xmlns:cx5="http://schemas.microsoft.com/office/drawing/2016/5/11/chartex" xmlns:cx6="http://schemas.microsoft.com/office/drawing/2016/5/12/chartex" xmlns:cx7="http://schemas.microsoft.com/office/drawing/2016/5/13/chartex" xmlns:cx8="http://schemas.microsoft.com/office/drawing/2016/5/14/chartex" xmlns:mc="http://schemas.openxmlformats.org/markup-compatibility/2006" xmlns:aink="http://schemas.microsoft.com/office/drawing/2016/ink" xmlns:am3d="http://schemas.microsoft.com/office/drawing/2017/model3d" xmlns:o="urn:schemas-microsoft-com:office:office" xmlns:r="http://schemas.openxmlformats.org/officeDocument/2006/relationships" xmlns:m="http://schemas.openxmlformats.org/officeDocument/2006/math" xmlns:v="urn:schemas-microsoft-com:vml" xmlns:wp14="http://schemas.microsoft.com/office/word/2010/wordprocessingDrawing" xmlns:wp="http://schemas.openxmlformats.org/drawingml/2006/wordprocessingDrawing" xmlns:w10="urn:schemas-microsoft-com:office:word" xmlns:w="http://schemas.openxmlformats.org/wordprocessingml/2006/main" xmlns:w14="http://schemas.microsoft.com/office/word/2010/wordml" xmlns:w15="http://schemas.microsoft.com/office/word/2012/wordml" xmlns:w16cex="http://schemas.microsoft.com/office/word/2018/wordml/cex" xmlns:w16cid="http://schemas.microsoft.com/office/word/2016/wordml/cid" xmlns:w16="http://schemas.microsoft.com/office/word/2018/wordml" xmlns:w16sdtdh="http://schemas.microsoft.com/office/word/2020/wordml/sdtdatahash" xmlns:w16se="http://schemas.microsoft.com/office/word/2015/wordml/symex" xmlns:wpg="http://schemas.microsoft.com/office/word/2010/wordprocessingGroup" xmlns:wpi="http://schemas.microsoft.com/office/word/2010/wordprocessingInk" xmlns:wne="http://schemas.microsoft.com/office/word/2006/wordml" xmlns:wps="http://schemas.microsoft.com/office/word/2010/wordprocessingShape" mc:Ignorable="w14 w15 w16se w16cid w16 w16cex w16sdtdh wp14">
   <w:footnote w:type="separator" w:id="-1">
     <w:p>
       <w:pPr>
@@ -600,7 +629,7 @@
 </file>
 
 <file path=word/styles.xml><?xml version="1.0" encoding="utf-8"?>
-<w:styles xmlns:mc="http://schemas.openxmlformats.org/markup-compatibility/2006" xmlns:r="http://schemas.openxmlformats.org/officeDocument/2006/relationships" xmlns:w="http://schemas.openxmlformats.org/wordprocessingml/2006/main" xmlns:w14="http://schemas.microsoft.com/office/word/2010/wordml" xmlns:w15="http://schemas.microsoft.com/office/word/2012/wordml" xmlns:w16cex="http://schemas.microsoft.com/office/word/2018/wordml/cex" xmlns:w16cid="http://schemas.microsoft.com/office/word/2016/wordml/cid" xmlns:w16="http://schemas.microsoft.com/office/word/2018/wordml" xmlns:w16du="http://schemas.microsoft.com/office/word/2023/wordml/word16du" xmlns:w16sdtdh="http://schemas.microsoft.com/office/word/2020/wordml/sdtdatahash" xmlns:w16sdtfl="http://schemas.microsoft.com/office/word/2024/wordml/sdtformatlock" xmlns:w16se="http://schemas.microsoft.com/office/word/2015/wordml/symex" mc:Ignorable="w14 w15 w16se w16cid w16 w16cex w16sdtdh w16sdtfl w16du">
+<w:styles xmlns:mc="http://schemas.openxmlformats.org/markup-compatibility/2006" xmlns:r="http://schemas.openxmlformats.org/officeDocument/2006/relationships" xmlns:w="http://schemas.openxmlformats.org/wordprocessingml/2006/main" xmlns:w14="http://schemas.microsoft.com/office/word/2010/wordml" xmlns:w15="http://schemas.microsoft.com/office/word/2012/wordml" xmlns:w16cex="http://schemas.microsoft.com/office/word/2018/wordml/cex" xmlns:w16cid="http://schemas.microsoft.com/office/word/2016/wordml/cid" xmlns:w16="http://schemas.microsoft.com/office/word/2018/wordml" xmlns:w16sdtdh="http://schemas.microsoft.com/office/word/2020/wordml/sdtdatahash" xmlns:w16se="http://schemas.microsoft.com/office/word/2015/wordml/symex" mc:Ignorable="w14 w15 w16se w16cid w16 w16cex w16sdtdh">
   <w:docDefaults>
     <w:rPrDefault>
       <w:rPr>
